--- a/Apuntes/Apuntes_Experimentos.docx
+++ b/Apuntes/Apuntes_Experimentos.docx
@@ -285,6 +285,116 @@
       </w:pPr>
       <w:r>
         <w:t>Si ha habido algo externo que haya podido influir en el experimento.</w:t>
+      </w:r>
+    </w:p>
+    <w:p>
+      <w:pPr>
+        <w:pStyle w:val="Prrafodelista"/>
+        <w:numPr>
+          <w:ilvl w:val="0"/>
+          <w:numId w:val="1"/>
+        </w:numPr>
+      </w:pPr>
+      <w:r>
+        <w:t>Cosas que cambiar de los datos recopilados:</w:t>
+      </w:r>
+    </w:p>
+    <w:p>
+      <w:pPr>
+        <w:pStyle w:val="Prrafodelista"/>
+        <w:numPr>
+          <w:ilvl w:val="1"/>
+          <w:numId w:val="1"/>
+        </w:numPr>
+      </w:pPr>
+      <w:r>
+        <w:t>Cambiar las comas por espacios</w:t>
+      </w:r>
+    </w:p>
+    <w:p>
+      <w:pPr>
+        <w:pStyle w:val="Prrafodelista"/>
+        <w:numPr>
+          <w:ilvl w:val="1"/>
+          <w:numId w:val="1"/>
+        </w:numPr>
+      </w:pPr>
+      <w:r>
+        <w:t>Cambiar los puntos por comas</w:t>
+      </w:r>
+    </w:p>
+    <w:p>
+      <w:pPr>
+        <w:pStyle w:val="Prrafodelista"/>
+        <w:numPr>
+          <w:ilvl w:val="1"/>
+          <w:numId w:val="1"/>
+        </w:numPr>
+      </w:pPr>
+      <w:r>
+        <w:t>Quitar la primera línea</w:t>
+      </w:r>
+    </w:p>
+    <w:p>
+      <w:pPr>
+        <w:pStyle w:val="Prrafodelista"/>
+        <w:numPr>
+          <w:ilvl w:val="1"/>
+          <w:numId w:val="1"/>
+        </w:numPr>
+      </w:pPr>
+      <w:r>
+        <w:t>Quitar el tabulado de la primera línea de datos</w:t>
+      </w:r>
+    </w:p>
+    <w:p>
+      <w:pPr>
+        <w:pStyle w:val="Ttulo1"/>
+      </w:pPr>
+      <w:r>
+        <w:t>Entrenamiento</w:t>
+      </w:r>
+    </w:p>
+    <w:p>
+      <w:pPr>
+        <w:pStyle w:val="Prrafodelista"/>
+        <w:numPr>
+          <w:ilvl w:val="0"/>
+          <w:numId w:val="2"/>
+        </w:numPr>
+      </w:pPr>
+      <w:r>
+        <w:t>Creación de varios datasets, buenos y malos, con distintos niveles de dificultad</w:t>
+      </w:r>
+      <w:r>
+        <w:t>.</w:t>
+      </w:r>
+    </w:p>
+    <w:p>
+      <w:pPr>
+        <w:pStyle w:val="Prrafodelista"/>
+        <w:numPr>
+          <w:ilvl w:val="0"/>
+          <w:numId w:val="2"/>
+        </w:numPr>
+      </w:pPr>
+      <w:r>
+        <w:t>Limpieza de los datasets para el entrenamiento.</w:t>
+      </w:r>
+    </w:p>
+    <w:p>
+      <w:pPr>
+        <w:pStyle w:val="Prrafodelista"/>
+        <w:numPr>
+          <w:ilvl w:val="0"/>
+          <w:numId w:val="2"/>
+        </w:numPr>
+      </w:pPr>
+      <w:r>
+        <w:t>Entrenamiento de un modelo ANN para cada nivel de dificultad</w:t>
+      </w:r>
+      <w:r>
+        <w:t>.</w:t>
       </w:r>
     </w:p>
     <w:sectPr>
@@ -412,8 +522,97 @@
       </w:rPr>
     </w:lvl>
   </w:abstractNum>
+  <w:abstractNum w:abstractNumId="1" w15:restartNumberingAfterBreak="0">
+    <w:nsid w:val="16C235CC"/>
+    <w:multiLevelType w:val="hybridMultilevel"/>
+    <w:tmpl w:val="35926882"/>
+    <w:lvl w:ilvl="0" w:tplc="0C0A000F">
+      <w:start w:val="1"/>
+      <w:numFmt w:val="decimal"/>
+      <w:lvlText w:val="%1."/>
+      <w:lvlJc w:val="left"/>
+      <w:pPr>
+        <w:ind w:left="720" w:hanging="360"/>
+      </w:pPr>
+    </w:lvl>
+    <w:lvl w:ilvl="1" w:tplc="0C0A0019" w:tentative="1">
+      <w:start w:val="1"/>
+      <w:numFmt w:val="lowerLetter"/>
+      <w:lvlText w:val="%2."/>
+      <w:lvlJc w:val="left"/>
+      <w:pPr>
+        <w:ind w:left="1440" w:hanging="360"/>
+      </w:pPr>
+    </w:lvl>
+    <w:lvl w:ilvl="2" w:tplc="0C0A001B" w:tentative="1">
+      <w:start w:val="1"/>
+      <w:numFmt w:val="lowerRoman"/>
+      <w:lvlText w:val="%3."/>
+      <w:lvlJc w:val="right"/>
+      <w:pPr>
+        <w:ind w:left="2160" w:hanging="180"/>
+      </w:pPr>
+    </w:lvl>
+    <w:lvl w:ilvl="3" w:tplc="0C0A000F" w:tentative="1">
+      <w:start w:val="1"/>
+      <w:numFmt w:val="decimal"/>
+      <w:lvlText w:val="%4."/>
+      <w:lvlJc w:val="left"/>
+      <w:pPr>
+        <w:ind w:left="2880" w:hanging="360"/>
+      </w:pPr>
+    </w:lvl>
+    <w:lvl w:ilvl="4" w:tplc="0C0A0019" w:tentative="1">
+      <w:start w:val="1"/>
+      <w:numFmt w:val="lowerLetter"/>
+      <w:lvlText w:val="%5."/>
+      <w:lvlJc w:val="left"/>
+      <w:pPr>
+        <w:ind w:left="3600" w:hanging="360"/>
+      </w:pPr>
+    </w:lvl>
+    <w:lvl w:ilvl="5" w:tplc="0C0A001B" w:tentative="1">
+      <w:start w:val="1"/>
+      <w:numFmt w:val="lowerRoman"/>
+      <w:lvlText w:val="%6."/>
+      <w:lvlJc w:val="right"/>
+      <w:pPr>
+        <w:ind w:left="4320" w:hanging="180"/>
+      </w:pPr>
+    </w:lvl>
+    <w:lvl w:ilvl="6" w:tplc="0C0A000F" w:tentative="1">
+      <w:start w:val="1"/>
+      <w:numFmt w:val="decimal"/>
+      <w:lvlText w:val="%7."/>
+      <w:lvlJc w:val="left"/>
+      <w:pPr>
+        <w:ind w:left="5040" w:hanging="360"/>
+      </w:pPr>
+    </w:lvl>
+    <w:lvl w:ilvl="7" w:tplc="0C0A0019" w:tentative="1">
+      <w:start w:val="1"/>
+      <w:numFmt w:val="lowerLetter"/>
+      <w:lvlText w:val="%8."/>
+      <w:lvlJc w:val="left"/>
+      <w:pPr>
+        <w:ind w:left="5760" w:hanging="360"/>
+      </w:pPr>
+    </w:lvl>
+    <w:lvl w:ilvl="8" w:tplc="0C0A001B" w:tentative="1">
+      <w:start w:val="1"/>
+      <w:numFmt w:val="lowerRoman"/>
+      <w:lvlText w:val="%9."/>
+      <w:lvlJc w:val="right"/>
+      <w:pPr>
+        <w:ind w:left="6480" w:hanging="180"/>
+      </w:pPr>
+    </w:lvl>
+  </w:abstractNum>
   <w:num w:numId="1" w16cid:durableId="1574973939">
     <w:abstractNumId w:val="0"/>
+  </w:num>
+  <w:num w:numId="2" w16cid:durableId="1233274090">
+    <w:abstractNumId w:val="1"/>
   </w:num>
 </w:numbering>
 </file>
